--- a/Strategy/Commandos Behind Enemy Lines (332 MB)/3-Media (1.04 GB)/3-Video/3-Gameplay/Spek/Source.docx
+++ b/Strategy/Commandos Behind Enemy Lines (332 MB)/3-Media (1.04 GB)/3-Video/3-Gameplay/Spek/Source.docx
@@ -2659,7 +2659,19 @@
         <w:t>Download Name</w:t>
       </w:r>
       <w:r>
-        <w:t>: [Commandos_ Behind Enemy Lines -- Mission 11_ In the Soup.mp4] [Commandos: Behind Enemy Lines -- Mission 11: In the Soup]</w:t>
+        <w:t>: [</w:t>
+      </w:r>
+      <w:r>
+        <w:t>Commandos_ Behind Enemy Lines -- Mission 12_ Up on the Roof</w:t>
+      </w:r>
+      <w:r>
+        <w:t>.mp4] [</w:t>
+      </w:r>
+      <w:r>
+        <w:t>Commandos: Behind Enemy Lines -- Mission 12: Up on the Roof</w:t>
+      </w:r>
+      <w:r>
+        <w:t>]</w:t>
       </w:r>
     </w:p>
     <w:p>
@@ -2720,17 +2732,12 @@
           <w:rPr>
             <w:rStyle w:val="Hyperlink"/>
           </w:rPr>
-          <w:t>https://www.youtube.com/watch?v=_wkCHWtsQto&amp;list=PL2ikZcZeJZa8a6fq6w4IvqOsAenfgody3&amp;index=11</w:t>
+          <w:t>https://www.youtube.com/watch?v=n5X-E6tlGOw&amp;list=PL2ikZcZeJZa8a6fq6w4IvqOsAenfgody3&amp;index=12</w:t>
         </w:r>
       </w:hyperlink>
       <w:r>
-        <w:t xml:space="preserve">  </w:t>
-      </w:r>
-    </w:p>
-    <w:p>
-      <w:pPr>
-        <w:ind w:left="720"/>
-      </w:pPr>
+        <w:br/>
+      </w:r>
       <w:r>
         <w:t xml:space="preserve">* </w:t>
       </w:r>

--- a/Strategy/Commandos Behind Enemy Lines (332 MB)/3-Media (1.04 GB)/3-Video/3-Gameplay/Spek/Source.docx
+++ b/Strategy/Commandos Behind Enemy Lines (332 MB)/3-Media (1.04 GB)/3-Video/3-Gameplay/Spek/Source.docx
@@ -2804,6 +2804,223 @@
       </w:r>
       <w:r>
         <w:t>: 9/14/2025</w:t>
+      </w:r>
+    </w:p>
+    <w:p>
+      <w:pPr>
+        <w:ind w:left="720"/>
+      </w:pPr>
+      <w:r>
+        <w:t xml:space="preserve">* </w:t>
+      </w:r>
+      <w:r>
+        <w:rPr>
+          <w:b/>
+          <w:bCs/>
+        </w:rPr>
+        <w:t>Saved Location</w:t>
+      </w:r>
+      <w:r>
+        <w:t xml:space="preserve">: KINGSTON Games (F:)/Games/.. </w:t>
+      </w:r>
+    </w:p>
+    <w:p>
+      <w:pPr>
+        <w:ind w:left="720"/>
+      </w:pPr>
+      <w:r>
+        <w:t xml:space="preserve">* </w:t>
+      </w:r>
+      <w:r>
+        <w:rPr>
+          <w:b/>
+          <w:bCs/>
+        </w:rPr>
+        <w:t>Notes</w:t>
+      </w:r>
+      <w:r>
+        <w:t>:</w:t>
+      </w:r>
+    </w:p>
+    <w:p>
+      <w:pPr>
+        <w:rPr>
+          <w:rtl/>
+        </w:rPr>
+      </w:pPr>
+    </w:p>
+    <w:p>
+      <w:pPr>
+        <w:pStyle w:val="ListParagraph"/>
+        <w:numPr>
+          <w:ilvl w:val="0"/>
+          <w:numId w:val="2"/>
+        </w:numPr>
+      </w:pPr>
+      <w:r>
+        <w:lastRenderedPageBreak/>
+        <w:t xml:space="preserve">* </w:t>
+      </w:r>
+      <w:r>
+        <w:rPr>
+          <w:b/>
+          <w:bCs/>
+        </w:rPr>
+        <w:t>Download Name</w:t>
+      </w:r>
+      <w:r>
+        <w:t>: [</w:t>
+      </w:r>
+      <w:r>
+        <w:t>Commandos_ Behind Enemy Lines -- Mission 13_ David and Goliath</w:t>
+      </w:r>
+      <w:r>
+        <w:t>.mp4] [</w:t>
+      </w:r>
+      <w:r>
+        <w:t>Commandos: Behind Enemy Lines -- Mission 13: David and Goliath</w:t>
+      </w:r>
+      <w:r>
+        <w:t>]</w:t>
+      </w:r>
+    </w:p>
+    <w:p>
+      <w:pPr>
+        <w:ind w:left="720"/>
+      </w:pPr>
+      <w:r>
+        <w:t xml:space="preserve">* </w:t>
+      </w:r>
+      <w:r>
+        <w:rPr>
+          <w:b/>
+          <w:bCs/>
+        </w:rPr>
+        <w:t>Download Type</w:t>
+      </w:r>
+      <w:r>
+        <w:t>: Video</w:t>
+      </w:r>
+    </w:p>
+    <w:p>
+      <w:pPr>
+        <w:ind w:left="720"/>
+      </w:pPr>
+      <w:r>
+        <w:t xml:space="preserve">* </w:t>
+      </w:r>
+      <w:r>
+        <w:rPr>
+          <w:b/>
+          <w:bCs/>
+        </w:rPr>
+        <w:t>Source Type</w:t>
+      </w:r>
+      <w:r>
+        <w:t>: Entertainment</w:t>
+      </w:r>
+    </w:p>
+    <w:p>
+      <w:pPr>
+        <w:ind w:left="720"/>
+      </w:pPr>
+      <w:r>
+        <w:t xml:space="preserve">* </w:t>
+      </w:r>
+      <w:r>
+        <w:rPr>
+          <w:b/>
+          <w:bCs/>
+        </w:rPr>
+        <w:t>Download Source</w:t>
+      </w:r>
+      <w:r>
+        <w:t xml:space="preserve">: </w:t>
+      </w:r>
+      <w:hyperlink r:id="rId17" w:history="1">
+        <w:r>
+          <w:rPr>
+            <w:rStyle w:val="Hyperlink"/>
+          </w:rPr>
+          <w:t>https://www.youtube.com/watch?v=s8SK_u7FdG0&amp;list=PL2ikZcZeJZa8a6fq6w4IvqOsAenfgody3&amp;index=13</w:t>
+        </w:r>
+      </w:hyperlink>
+      <w:r>
+        <w:t xml:space="preserve"> </w:t>
+      </w:r>
+      <w:r>
+        <w:br/>
+        <w:t xml:space="preserve">* </w:t>
+      </w:r>
+      <w:r>
+        <w:rPr>
+          <w:b/>
+          <w:bCs/>
+        </w:rPr>
+        <w:t>Download Method</w:t>
+      </w:r>
+      <w:r>
+        <w:t>: IDM</w:t>
+      </w:r>
+    </w:p>
+    <w:p>
+      <w:pPr>
+        <w:ind w:left="720"/>
+      </w:pPr>
+      <w:r>
+        <w:t xml:space="preserve">* </w:t>
+      </w:r>
+      <w:r>
+        <w:rPr>
+          <w:b/>
+          <w:bCs/>
+        </w:rPr>
+        <w:t>Download Format</w:t>
+      </w:r>
+      <w:r>
+        <w:t>: .mp4</w:t>
+      </w:r>
+    </w:p>
+    <w:p>
+      <w:pPr>
+        <w:ind w:left="720"/>
+      </w:pPr>
+      <w:r>
+        <w:t xml:space="preserve">* </w:t>
+      </w:r>
+      <w:r>
+        <w:rPr>
+          <w:b/>
+          <w:bCs/>
+        </w:rPr>
+        <w:t>Download Quality</w:t>
+      </w:r>
+      <w:r>
+        <w:t>: 720p HD - Medium (HD Ready)</w:t>
+      </w:r>
+    </w:p>
+    <w:p>
+      <w:pPr>
+        <w:ind w:left="720"/>
+      </w:pPr>
+      <w:r>
+        <w:t xml:space="preserve">* </w:t>
+      </w:r>
+      <w:r>
+        <w:rPr>
+          <w:b/>
+          <w:bCs/>
+        </w:rPr>
+        <w:t>Download Date</w:t>
+      </w:r>
+      <w:r>
+        <w:t>: 9/1</w:t>
+      </w:r>
+      <w:r>
+        <w:t>5</w:t>
+      </w:r>
+      <w:r>
+        <w:t>/2025</w:t>
       </w:r>
     </w:p>
     <w:p>
@@ -3742,7 +3959,7 @@
   <w:style w:type="paragraph" w:default="1" w:styleId="Normal">
     <w:name w:val="Normal"/>
     <w:qFormat/>
-    <w:rsid w:val="00BE6EA4"/>
+    <w:rsid w:val="000A64CF"/>
   </w:style>
   <w:style w:type="paragraph" w:styleId="Heading1">
     <w:name w:val="heading 1"/>
@@ -3946,7 +4163,6 @@
   <w:style w:type="character" w:default="1" w:styleId="DefaultParagraphFont">
     <w:name w:val="Default Paragraph Font"/>
     <w:uiPriority w:val="1"/>
-    <w:semiHidden/>
     <w:unhideWhenUsed/>
   </w:style>
   <w:style w:type="table" w:default="1" w:styleId="TableNormal">

--- a/Strategy/Commandos Behind Enemy Lines (332 MB)/3-Media (1.04 GB)/3-Video/3-Gameplay/Spek/Source.docx
+++ b/Strategy/Commandos Behind Enemy Lines (332 MB)/3-Media (1.04 GB)/3-Video/3-Gameplay/Spek/Source.docx
@@ -3021,6 +3021,219 @@
       </w:r>
       <w:r>
         <w:t>/2025</w:t>
+      </w:r>
+    </w:p>
+    <w:p>
+      <w:pPr>
+        <w:ind w:left="720"/>
+      </w:pPr>
+      <w:r>
+        <w:t xml:space="preserve">* </w:t>
+      </w:r>
+      <w:r>
+        <w:rPr>
+          <w:b/>
+          <w:bCs/>
+        </w:rPr>
+        <w:t>Saved Location</w:t>
+      </w:r>
+      <w:r>
+        <w:t xml:space="preserve">: KINGSTON Games (F:)/Games/.. </w:t>
+      </w:r>
+    </w:p>
+    <w:p>
+      <w:pPr>
+        <w:ind w:left="720"/>
+      </w:pPr>
+      <w:r>
+        <w:t xml:space="preserve">* </w:t>
+      </w:r>
+      <w:r>
+        <w:rPr>
+          <w:b/>
+          <w:bCs/>
+        </w:rPr>
+        <w:t>Notes</w:t>
+      </w:r>
+      <w:r>
+        <w:t>:</w:t>
+      </w:r>
+    </w:p>
+    <w:p>
+      <w:pPr>
+        <w:rPr>
+          <w:rtl/>
+        </w:rPr>
+      </w:pPr>
+    </w:p>
+    <w:p>
+      <w:pPr>
+        <w:pStyle w:val="ListParagraph"/>
+        <w:numPr>
+          <w:ilvl w:val="0"/>
+          <w:numId w:val="2"/>
+        </w:numPr>
+      </w:pPr>
+      <w:r>
+        <w:t xml:space="preserve">* </w:t>
+      </w:r>
+      <w:r>
+        <w:rPr>
+          <w:b/>
+          <w:bCs/>
+        </w:rPr>
+        <w:t>Download Name</w:t>
+      </w:r>
+      <w:r>
+        <w:t>: [</w:t>
+      </w:r>
+      <w:r>
+        <w:t>Commandos_ Behind Enemy Lines -- Mission 14_ D-Day Kick Off</w:t>
+      </w:r>
+      <w:r>
+        <w:t>.mp4] [</w:t>
+      </w:r>
+      <w:r>
+        <w:t>Commandos: Behind Enemy Lines -- Mission 14: D-Day Kick Off</w:t>
+      </w:r>
+      <w:r>
+        <w:t>]</w:t>
+      </w:r>
+    </w:p>
+    <w:p>
+      <w:pPr>
+        <w:ind w:left="720"/>
+      </w:pPr>
+      <w:r>
+        <w:t xml:space="preserve">* </w:t>
+      </w:r>
+      <w:r>
+        <w:rPr>
+          <w:b/>
+          <w:bCs/>
+        </w:rPr>
+        <w:t>Download Type</w:t>
+      </w:r>
+      <w:r>
+        <w:t>: Video</w:t>
+      </w:r>
+    </w:p>
+    <w:p>
+      <w:pPr>
+        <w:ind w:left="720"/>
+      </w:pPr>
+      <w:r>
+        <w:t xml:space="preserve">* </w:t>
+      </w:r>
+      <w:r>
+        <w:rPr>
+          <w:b/>
+          <w:bCs/>
+        </w:rPr>
+        <w:t>Source Type</w:t>
+      </w:r>
+      <w:r>
+        <w:t>: Entertainment</w:t>
+      </w:r>
+    </w:p>
+    <w:p>
+      <w:pPr>
+        <w:ind w:left="720"/>
+      </w:pPr>
+      <w:r>
+        <w:t xml:space="preserve">* </w:t>
+      </w:r>
+      <w:r>
+        <w:rPr>
+          <w:b/>
+          <w:bCs/>
+        </w:rPr>
+        <w:t>Download Source</w:t>
+      </w:r>
+      <w:r>
+        <w:t xml:space="preserve">: </w:t>
+      </w:r>
+      <w:hyperlink r:id="rId18" w:history="1">
+        <w:r>
+          <w:rPr>
+            <w:rStyle w:val="Hyperlink"/>
+          </w:rPr>
+          <w:t>https://www.youtube.com/watch?v=SWATrCK3tJ4&amp;list=PL2ikZcZeJZa8a6fq6w4IvqOsAenfgody3&amp;index=14</w:t>
+        </w:r>
+      </w:hyperlink>
+      <w:r>
+        <w:t xml:space="preserve"> </w:t>
+      </w:r>
+      <w:r>
+        <w:t xml:space="preserve"> </w:t>
+      </w:r>
+      <w:r>
+        <w:br/>
+        <w:t xml:space="preserve">* </w:t>
+      </w:r>
+      <w:r>
+        <w:rPr>
+          <w:b/>
+          <w:bCs/>
+        </w:rPr>
+        <w:t>Download Method</w:t>
+      </w:r>
+      <w:r>
+        <w:t>: IDM</w:t>
+      </w:r>
+    </w:p>
+    <w:p>
+      <w:pPr>
+        <w:ind w:left="720"/>
+      </w:pPr>
+      <w:r>
+        <w:t xml:space="preserve">* </w:t>
+      </w:r>
+      <w:r>
+        <w:rPr>
+          <w:b/>
+          <w:bCs/>
+        </w:rPr>
+        <w:t>Download Format</w:t>
+      </w:r>
+      <w:r>
+        <w:t>: .mp4</w:t>
+      </w:r>
+    </w:p>
+    <w:p>
+      <w:pPr>
+        <w:ind w:left="720"/>
+      </w:pPr>
+      <w:r>
+        <w:t xml:space="preserve">* </w:t>
+      </w:r>
+      <w:r>
+        <w:rPr>
+          <w:b/>
+          <w:bCs/>
+        </w:rPr>
+        <w:t>Download Quality</w:t>
+      </w:r>
+      <w:r>
+        <w:t>: 720p HD - Medium (HD Ready)</w:t>
+      </w:r>
+    </w:p>
+    <w:p>
+      <w:pPr>
+        <w:ind w:left="720"/>
+      </w:pPr>
+      <w:r>
+        <w:t xml:space="preserve">* </w:t>
+      </w:r>
+      <w:r>
+        <w:rPr>
+          <w:b/>
+          <w:bCs/>
+        </w:rPr>
+        <w:t>Download Date</w:t>
+      </w:r>
+      <w:r>
+        <w:t>: 9/15/2025</w:t>
       </w:r>
     </w:p>
     <w:p>
@@ -3959,7 +4172,7 @@
   <w:style w:type="paragraph" w:default="1" w:styleId="Normal">
     <w:name w:val="Normal"/>
     <w:qFormat/>
-    <w:rsid w:val="000A64CF"/>
+    <w:rsid w:val="000B4FE3"/>
   </w:style>
   <w:style w:type="paragraph" w:styleId="Heading1">
     <w:name w:val="heading 1"/>
@@ -4163,6 +4376,7 @@
   <w:style w:type="character" w:default="1" w:styleId="DefaultParagraphFont">
     <w:name w:val="Default Paragraph Font"/>
     <w:uiPriority w:val="1"/>
+    <w:semiHidden/>
     <w:unhideWhenUsed/>
   </w:style>
   <w:style w:type="table" w:default="1" w:styleId="TableNormal">

--- a/Strategy/Commandos Behind Enemy Lines (332 MB)/3-Media (1.04 GB)/3-Video/3-Gameplay/Spek/Source.docx
+++ b/Strategy/Commandos Behind Enemy Lines (332 MB)/3-Media (1.04 GB)/3-Video/3-Gameplay/Spek/Source.docx
@@ -3166,6 +3166,218 @@
       </w:r>
       <w:r>
         <w:t xml:space="preserve"> </w:t>
+      </w:r>
+      <w:r>
+        <w:br/>
+        <w:t xml:space="preserve">* </w:t>
+      </w:r>
+      <w:r>
+        <w:rPr>
+          <w:b/>
+          <w:bCs/>
+        </w:rPr>
+        <w:t>Download Method</w:t>
+      </w:r>
+      <w:r>
+        <w:t>: IDM</w:t>
+      </w:r>
+    </w:p>
+    <w:p>
+      <w:pPr>
+        <w:ind w:left="720"/>
+      </w:pPr>
+      <w:r>
+        <w:t xml:space="preserve">* </w:t>
+      </w:r>
+      <w:r>
+        <w:rPr>
+          <w:b/>
+          <w:bCs/>
+        </w:rPr>
+        <w:t>Download Format</w:t>
+      </w:r>
+      <w:r>
+        <w:t>: .mp4</w:t>
+      </w:r>
+    </w:p>
+    <w:p>
+      <w:pPr>
+        <w:ind w:left="720"/>
+      </w:pPr>
+      <w:r>
+        <w:t xml:space="preserve">* </w:t>
+      </w:r>
+      <w:r>
+        <w:rPr>
+          <w:b/>
+          <w:bCs/>
+        </w:rPr>
+        <w:t>Download Quality</w:t>
+      </w:r>
+      <w:r>
+        <w:t>: 720p HD - Medium (HD Ready)</w:t>
+      </w:r>
+    </w:p>
+    <w:p>
+      <w:pPr>
+        <w:ind w:left="720"/>
+      </w:pPr>
+      <w:r>
+        <w:t xml:space="preserve">* </w:t>
+      </w:r>
+      <w:r>
+        <w:rPr>
+          <w:b/>
+          <w:bCs/>
+        </w:rPr>
+        <w:t>Download Date</w:t>
+      </w:r>
+      <w:r>
+        <w:t>: 9/15/2025</w:t>
+      </w:r>
+    </w:p>
+    <w:p>
+      <w:pPr>
+        <w:ind w:left="720"/>
+      </w:pPr>
+      <w:r>
+        <w:t xml:space="preserve">* </w:t>
+      </w:r>
+      <w:r>
+        <w:rPr>
+          <w:b/>
+          <w:bCs/>
+        </w:rPr>
+        <w:t>Saved Location</w:t>
+      </w:r>
+      <w:r>
+        <w:t xml:space="preserve">: KINGSTON Games (F:)/Games/.. </w:t>
+      </w:r>
+    </w:p>
+    <w:p>
+      <w:pPr>
+        <w:ind w:left="720"/>
+      </w:pPr>
+      <w:r>
+        <w:t xml:space="preserve">* </w:t>
+      </w:r>
+      <w:r>
+        <w:rPr>
+          <w:b/>
+          <w:bCs/>
+        </w:rPr>
+        <w:t>Notes</w:t>
+      </w:r>
+      <w:r>
+        <w:t>:</w:t>
+      </w:r>
+    </w:p>
+    <w:p>
+      <w:pPr>
+        <w:ind w:left="720"/>
+      </w:pPr>
+    </w:p>
+    <w:p>
+      <w:pPr>
+        <w:pStyle w:val="ListParagraph"/>
+        <w:numPr>
+          <w:ilvl w:val="0"/>
+          <w:numId w:val="2"/>
+        </w:numPr>
+      </w:pPr>
+      <w:r>
+        <w:lastRenderedPageBreak/>
+        <w:t xml:space="preserve">* </w:t>
+      </w:r>
+      <w:r>
+        <w:rPr>
+          <w:b/>
+          <w:bCs/>
+        </w:rPr>
+        <w:t>Download Name</w:t>
+      </w:r>
+      <w:r>
+        <w:t>: [</w:t>
+      </w:r>
+      <w:r>
+        <w:t>Commandos_ Behind Enemy Lines -- Mission 15_ The End of the Butcher</w:t>
+      </w:r>
+      <w:r>
+        <w:t>.mp4] [</w:t>
+      </w:r>
+      <w:r>
+        <w:t>Commandos: Behind Enemy Lines -- Mission 15: The End of the Butcher</w:t>
+      </w:r>
+      <w:r>
+        <w:t>]</w:t>
+      </w:r>
+    </w:p>
+    <w:p>
+      <w:pPr>
+        <w:ind w:left="720"/>
+      </w:pPr>
+      <w:r>
+        <w:t xml:space="preserve">* </w:t>
+      </w:r>
+      <w:r>
+        <w:rPr>
+          <w:b/>
+          <w:bCs/>
+        </w:rPr>
+        <w:t>Download Type</w:t>
+      </w:r>
+      <w:r>
+        <w:t>: Video</w:t>
+      </w:r>
+    </w:p>
+    <w:p>
+      <w:pPr>
+        <w:ind w:left="720"/>
+      </w:pPr>
+      <w:r>
+        <w:t xml:space="preserve">* </w:t>
+      </w:r>
+      <w:r>
+        <w:rPr>
+          <w:b/>
+          <w:bCs/>
+        </w:rPr>
+        <w:t>Source Type</w:t>
+      </w:r>
+      <w:r>
+        <w:t>: Entertainment</w:t>
+      </w:r>
+    </w:p>
+    <w:p>
+      <w:pPr>
+        <w:ind w:left="720"/>
+      </w:pPr>
+      <w:r>
+        <w:t xml:space="preserve">* </w:t>
+      </w:r>
+      <w:r>
+        <w:rPr>
+          <w:b/>
+          <w:bCs/>
+        </w:rPr>
+        <w:t>Download Source</w:t>
+      </w:r>
+      <w:r>
+        <w:t xml:space="preserve">: </w:t>
+      </w:r>
+      <w:hyperlink r:id="rId19" w:history="1">
+        <w:r>
+          <w:rPr>
+            <w:rStyle w:val="Hyperlink"/>
+          </w:rPr>
+          <w:t>https://www.youtube.com/watch?v=rboETivNaVo&amp;list=PL2ikZcZeJZa8a6fq6w4IvqOsAenfgody3&amp;index=15</w:t>
+        </w:r>
+      </w:hyperlink>
+      <w:r>
+        <w:t xml:space="preserve"> </w:t>
+      </w:r>
+      <w:r>
+        <w:t xml:space="preserve">  </w:t>
       </w:r>
       <w:r>
         <w:br/>
@@ -4172,7 +4384,7 @@
   <w:style w:type="paragraph" w:default="1" w:styleId="Normal">
     <w:name w:val="Normal"/>
     <w:qFormat/>
-    <w:rsid w:val="000B4FE3"/>
+    <w:rsid w:val="00937B36"/>
   </w:style>
   <w:style w:type="paragraph" w:styleId="Heading1">
     <w:name w:val="heading 1"/>

--- a/Strategy/Commandos Behind Enemy Lines (332 MB)/3-Media (1.04 GB)/3-Video/3-Gameplay/Spek/Source.docx
+++ b/Strategy/Commandos Behind Enemy Lines (332 MB)/3-Media (1.04 GB)/3-Video/3-Gameplay/Spek/Source.docx
@@ -3371,6 +3371,213 @@
             <w:rStyle w:val="Hyperlink"/>
           </w:rPr>
           <w:t>https://www.youtube.com/watch?v=rboETivNaVo&amp;list=PL2ikZcZeJZa8a6fq6w4IvqOsAenfgody3&amp;index=15</w:t>
+        </w:r>
+      </w:hyperlink>
+      <w:r>
+        <w:t xml:space="preserve"> </w:t>
+      </w:r>
+      <w:r>
+        <w:t xml:space="preserve">  </w:t>
+      </w:r>
+      <w:r>
+        <w:br/>
+        <w:t xml:space="preserve">* </w:t>
+      </w:r>
+      <w:r>
+        <w:rPr>
+          <w:b/>
+          <w:bCs/>
+        </w:rPr>
+        <w:t>Download Method</w:t>
+      </w:r>
+      <w:r>
+        <w:t>: IDM</w:t>
+      </w:r>
+    </w:p>
+    <w:p>
+      <w:pPr>
+        <w:ind w:left="720"/>
+      </w:pPr>
+      <w:r>
+        <w:t xml:space="preserve">* </w:t>
+      </w:r>
+      <w:r>
+        <w:rPr>
+          <w:b/>
+          <w:bCs/>
+        </w:rPr>
+        <w:t>Download Format</w:t>
+      </w:r>
+      <w:r>
+        <w:t>: .mp4</w:t>
+      </w:r>
+    </w:p>
+    <w:p>
+      <w:pPr>
+        <w:ind w:left="720"/>
+      </w:pPr>
+      <w:r>
+        <w:t xml:space="preserve">* </w:t>
+      </w:r>
+      <w:r>
+        <w:rPr>
+          <w:b/>
+          <w:bCs/>
+        </w:rPr>
+        <w:t>Download Quality</w:t>
+      </w:r>
+      <w:r>
+        <w:t>: 720p HD - Medium (HD Ready)</w:t>
+      </w:r>
+    </w:p>
+    <w:p>
+      <w:pPr>
+        <w:ind w:left="720"/>
+      </w:pPr>
+      <w:r>
+        <w:t xml:space="preserve">* </w:t>
+      </w:r>
+      <w:r>
+        <w:rPr>
+          <w:b/>
+          <w:bCs/>
+        </w:rPr>
+        <w:t>Download Date</w:t>
+      </w:r>
+      <w:r>
+        <w:t>: 9/15/2025</w:t>
+      </w:r>
+    </w:p>
+    <w:p>
+      <w:pPr>
+        <w:ind w:left="720"/>
+      </w:pPr>
+      <w:r>
+        <w:t xml:space="preserve">* </w:t>
+      </w:r>
+      <w:r>
+        <w:rPr>
+          <w:b/>
+          <w:bCs/>
+        </w:rPr>
+        <w:t>Saved Location</w:t>
+      </w:r>
+      <w:r>
+        <w:t xml:space="preserve">: KINGSTON Games (F:)/Games/.. </w:t>
+      </w:r>
+    </w:p>
+    <w:p>
+      <w:pPr>
+        <w:ind w:left="720"/>
+      </w:pPr>
+      <w:r>
+        <w:t xml:space="preserve">* </w:t>
+      </w:r>
+      <w:r>
+        <w:rPr>
+          <w:b/>
+          <w:bCs/>
+        </w:rPr>
+        <w:t>Notes</w:t>
+      </w:r>
+      <w:r>
+        <w:t>:</w:t>
+      </w:r>
+    </w:p>
+    <w:p/>
+    <w:p>
+      <w:pPr>
+        <w:pStyle w:val="ListParagraph"/>
+        <w:numPr>
+          <w:ilvl w:val="0"/>
+          <w:numId w:val="2"/>
+        </w:numPr>
+      </w:pPr>
+      <w:r>
+        <w:t xml:space="preserve">* </w:t>
+      </w:r>
+      <w:r>
+        <w:rPr>
+          <w:b/>
+          <w:bCs/>
+        </w:rPr>
+        <w:t>Download Name</w:t>
+      </w:r>
+      <w:r>
+        <w:t>: [</w:t>
+      </w:r>
+      <w:r>
+        <w:t>Commandos_ Behind Enemy Lines -- Mission 16_ Stop Wildfire</w:t>
+      </w:r>
+      <w:r>
+        <w:t>.mp4] [</w:t>
+      </w:r>
+      <w:r>
+        <w:t>Commandos: Behind Enemy Lines -- Mission 16: Stop Wildfire</w:t>
+      </w:r>
+      <w:r>
+        <w:t>]</w:t>
+      </w:r>
+    </w:p>
+    <w:p>
+      <w:pPr>
+        <w:ind w:left="720"/>
+      </w:pPr>
+      <w:r>
+        <w:t xml:space="preserve">* </w:t>
+      </w:r>
+      <w:r>
+        <w:rPr>
+          <w:b/>
+          <w:bCs/>
+        </w:rPr>
+        <w:t>Download Type</w:t>
+      </w:r>
+      <w:r>
+        <w:t>: Video</w:t>
+      </w:r>
+    </w:p>
+    <w:p>
+      <w:pPr>
+        <w:ind w:left="720"/>
+      </w:pPr>
+      <w:r>
+        <w:t xml:space="preserve">* </w:t>
+      </w:r>
+      <w:r>
+        <w:rPr>
+          <w:b/>
+          <w:bCs/>
+        </w:rPr>
+        <w:t>Source Type</w:t>
+      </w:r>
+      <w:r>
+        <w:t>: Entertainment</w:t>
+      </w:r>
+    </w:p>
+    <w:p>
+      <w:pPr>
+        <w:ind w:left="720"/>
+      </w:pPr>
+      <w:r>
+        <w:t xml:space="preserve">* </w:t>
+      </w:r>
+      <w:r>
+        <w:rPr>
+          <w:b/>
+          <w:bCs/>
+        </w:rPr>
+        <w:t>Download Source</w:t>
+      </w:r>
+      <w:r>
+        <w:t xml:space="preserve">: </w:t>
+      </w:r>
+      <w:hyperlink r:id="rId20" w:history="1">
+        <w:r>
+          <w:rPr>
+            <w:rStyle w:val="Hyperlink"/>
+          </w:rPr>
+          <w:t>https://www.youtube.com/watch?v=J2IDAC61IWE&amp;list=PL2ikZcZeJZa8a6fq6w4IvqOsAenfgody3&amp;index=16</w:t>
         </w:r>
       </w:hyperlink>
       <w:r>
@@ -4384,7 +4591,7 @@
   <w:style w:type="paragraph" w:default="1" w:styleId="Normal">
     <w:name w:val="Normal"/>
     <w:qFormat/>
-    <w:rsid w:val="00937B36"/>
+    <w:rsid w:val="007359DF"/>
   </w:style>
   <w:style w:type="paragraph" w:styleId="Heading1">
     <w:name w:val="heading 1"/>

--- a/Strategy/Commandos Behind Enemy Lines (332 MB)/3-Media (1.04 GB)/3-Video/3-Gameplay/Spek/Source.docx
+++ b/Strategy/Commandos Behind Enemy Lines (332 MB)/3-Media (1.04 GB)/3-Video/3-Gameplay/Spek/Source.docx
@@ -3653,6 +3653,217 @@
       </w:r>
       <w:r>
         <w:t>: 9/15/2025</w:t>
+      </w:r>
+    </w:p>
+    <w:p>
+      <w:pPr>
+        <w:ind w:left="720"/>
+      </w:pPr>
+      <w:r>
+        <w:t xml:space="preserve">* </w:t>
+      </w:r>
+      <w:r>
+        <w:rPr>
+          <w:b/>
+          <w:bCs/>
+        </w:rPr>
+        <w:t>Saved Location</w:t>
+      </w:r>
+      <w:r>
+        <w:t xml:space="preserve">: KINGSTON Games (F:)/Games/.. </w:t>
+      </w:r>
+    </w:p>
+    <w:p>
+      <w:pPr>
+        <w:ind w:left="720"/>
+      </w:pPr>
+      <w:r>
+        <w:t xml:space="preserve">* </w:t>
+      </w:r>
+      <w:r>
+        <w:rPr>
+          <w:b/>
+          <w:bCs/>
+        </w:rPr>
+        <w:t>Notes</w:t>
+      </w:r>
+      <w:r>
+        <w:t>:</w:t>
+      </w:r>
+    </w:p>
+    <w:p/>
+    <w:p>
+      <w:pPr>
+        <w:pStyle w:val="ListParagraph"/>
+        <w:numPr>
+          <w:ilvl w:val="0"/>
+          <w:numId w:val="2"/>
+        </w:numPr>
+      </w:pPr>
+      <w:r>
+        <w:lastRenderedPageBreak/>
+        <w:t xml:space="preserve">* </w:t>
+      </w:r>
+      <w:r>
+        <w:rPr>
+          <w:b/>
+          <w:bCs/>
+        </w:rPr>
+        <w:t>Download Name</w:t>
+      </w:r>
+      <w:r>
+        <w:t>: [</w:t>
+      </w:r>
+      <w:r>
+        <w:t>Commandos_ Behind Enemy Lines -- Mission 17_ Before Dawn</w:t>
+      </w:r>
+      <w:r>
+        <w:t>.mp4] [</w:t>
+      </w:r>
+      <w:r>
+        <w:t>Commandos: Behind Enemy Lines -- Mission 17: Before Dawn</w:t>
+      </w:r>
+      <w:r>
+        <w:t>]</w:t>
+      </w:r>
+    </w:p>
+    <w:p>
+      <w:pPr>
+        <w:ind w:left="720"/>
+      </w:pPr>
+      <w:r>
+        <w:t xml:space="preserve">* </w:t>
+      </w:r>
+      <w:r>
+        <w:rPr>
+          <w:b/>
+          <w:bCs/>
+        </w:rPr>
+        <w:t>Download Type</w:t>
+      </w:r>
+      <w:r>
+        <w:t>: Video</w:t>
+      </w:r>
+    </w:p>
+    <w:p>
+      <w:pPr>
+        <w:ind w:left="720"/>
+      </w:pPr>
+      <w:r>
+        <w:t xml:space="preserve">* </w:t>
+      </w:r>
+      <w:r>
+        <w:rPr>
+          <w:b/>
+          <w:bCs/>
+        </w:rPr>
+        <w:t>Source Type</w:t>
+      </w:r>
+      <w:r>
+        <w:t>: Entertainment</w:t>
+      </w:r>
+    </w:p>
+    <w:p>
+      <w:pPr>
+        <w:ind w:left="720"/>
+      </w:pPr>
+      <w:r>
+        <w:t xml:space="preserve">* </w:t>
+      </w:r>
+      <w:r>
+        <w:rPr>
+          <w:b/>
+          <w:bCs/>
+        </w:rPr>
+        <w:t>Download Source</w:t>
+      </w:r>
+      <w:r>
+        <w:t xml:space="preserve">: </w:t>
+      </w:r>
+      <w:hyperlink r:id="rId21" w:history="1">
+        <w:r>
+          <w:rPr>
+            <w:rStyle w:val="Hyperlink"/>
+          </w:rPr>
+          <w:t>https://www.youtube.com/watch?v=-dSBwVYrT3w&amp;list=PL2ikZcZeJZa8a6fq6w4IvqOsAenfgody3&amp;index=17</w:t>
+        </w:r>
+      </w:hyperlink>
+      <w:r>
+        <w:t xml:space="preserve"> </w:t>
+      </w:r>
+      <w:r>
+        <w:br/>
+        <w:t xml:space="preserve">* </w:t>
+      </w:r>
+      <w:r>
+        <w:rPr>
+          <w:b/>
+          <w:bCs/>
+        </w:rPr>
+        <w:t>Download Method</w:t>
+      </w:r>
+      <w:r>
+        <w:t>: IDM</w:t>
+      </w:r>
+    </w:p>
+    <w:p>
+      <w:pPr>
+        <w:ind w:left="720"/>
+      </w:pPr>
+      <w:r>
+        <w:t xml:space="preserve">* </w:t>
+      </w:r>
+      <w:r>
+        <w:rPr>
+          <w:b/>
+          <w:bCs/>
+        </w:rPr>
+        <w:t>Download Format</w:t>
+      </w:r>
+      <w:r>
+        <w:t>: .mp4</w:t>
+      </w:r>
+    </w:p>
+    <w:p>
+      <w:pPr>
+        <w:ind w:left="720"/>
+      </w:pPr>
+      <w:r>
+        <w:t xml:space="preserve">* </w:t>
+      </w:r>
+      <w:r>
+        <w:rPr>
+          <w:b/>
+          <w:bCs/>
+        </w:rPr>
+        <w:t>Download Quality</w:t>
+      </w:r>
+      <w:r>
+        <w:t>: 720p HD - Medium (HD Ready)</w:t>
+      </w:r>
+    </w:p>
+    <w:p>
+      <w:pPr>
+        <w:ind w:left="720"/>
+      </w:pPr>
+      <w:r>
+        <w:t xml:space="preserve">* </w:t>
+      </w:r>
+      <w:r>
+        <w:rPr>
+          <w:b/>
+          <w:bCs/>
+        </w:rPr>
+        <w:t>Download Date</w:t>
+      </w:r>
+      <w:r>
+        <w:t>: 9/1</w:t>
+      </w:r>
+      <w:r>
+        <w:t>6</w:t>
+      </w:r>
+      <w:r>
+        <w:t>/2025</w:t>
       </w:r>
     </w:p>
     <w:p>
@@ -4591,7 +4802,7 @@
   <w:style w:type="paragraph" w:default="1" w:styleId="Normal">
     <w:name w:val="Normal"/>
     <w:qFormat/>
-    <w:rsid w:val="007359DF"/>
+    <w:rsid w:val="00991533"/>
   </w:style>
   <w:style w:type="paragraph" w:styleId="Heading1">
     <w:name w:val="heading 1"/>

--- a/Strategy/Commandos Behind Enemy Lines (332 MB)/3-Media (1.04 GB)/3-Video/3-Gameplay/Spek/Source.docx
+++ b/Strategy/Commandos Behind Enemy Lines (332 MB)/3-Media (1.04 GB)/3-Video/3-Gameplay/Spek/Source.docx
@@ -3864,6 +3864,210 @@
       </w:r>
       <w:r>
         <w:t>/2025</w:t>
+      </w:r>
+    </w:p>
+    <w:p>
+      <w:pPr>
+        <w:ind w:left="720"/>
+      </w:pPr>
+      <w:r>
+        <w:t xml:space="preserve">* </w:t>
+      </w:r>
+      <w:r>
+        <w:rPr>
+          <w:b/>
+          <w:bCs/>
+        </w:rPr>
+        <w:t>Saved Location</w:t>
+      </w:r>
+      <w:r>
+        <w:t xml:space="preserve">: KINGSTON Games (F:)/Games/.. </w:t>
+      </w:r>
+    </w:p>
+    <w:p>
+      <w:pPr>
+        <w:ind w:left="720"/>
+      </w:pPr>
+      <w:r>
+        <w:t xml:space="preserve">* </w:t>
+      </w:r>
+      <w:r>
+        <w:rPr>
+          <w:b/>
+          <w:bCs/>
+        </w:rPr>
+        <w:t>Notes</w:t>
+      </w:r>
+      <w:r>
+        <w:t>:</w:t>
+      </w:r>
+    </w:p>
+    <w:p/>
+    <w:p>
+      <w:pPr>
+        <w:pStyle w:val="ListParagraph"/>
+        <w:numPr>
+          <w:ilvl w:val="0"/>
+          <w:numId w:val="2"/>
+        </w:numPr>
+      </w:pPr>
+      <w:r>
+        <w:t xml:space="preserve">* </w:t>
+      </w:r>
+      <w:r>
+        <w:rPr>
+          <w:b/>
+          <w:bCs/>
+        </w:rPr>
+        <w:t>Download Name</w:t>
+      </w:r>
+      <w:r>
+        <w:t>: [</w:t>
+      </w:r>
+      <w:r>
+        <w:t>Commandos_ Behind Enemy Lines -- Mission 18_ The Force of Circumstance</w:t>
+      </w:r>
+      <w:r>
+        <w:t>.mp4] [</w:t>
+      </w:r>
+      <w:r>
+        <w:t>Commandos: Behind Enemy Lines -- Mission 18: The Force of Circumstance</w:t>
+      </w:r>
+      <w:r>
+        <w:t>]</w:t>
+      </w:r>
+    </w:p>
+    <w:p>
+      <w:pPr>
+        <w:ind w:left="720"/>
+      </w:pPr>
+      <w:r>
+        <w:t xml:space="preserve">* </w:t>
+      </w:r>
+      <w:r>
+        <w:rPr>
+          <w:b/>
+          <w:bCs/>
+        </w:rPr>
+        <w:t>Download Type</w:t>
+      </w:r>
+      <w:r>
+        <w:t>: Video</w:t>
+      </w:r>
+    </w:p>
+    <w:p>
+      <w:pPr>
+        <w:ind w:left="720"/>
+      </w:pPr>
+      <w:r>
+        <w:t xml:space="preserve">* </w:t>
+      </w:r>
+      <w:r>
+        <w:rPr>
+          <w:b/>
+          <w:bCs/>
+        </w:rPr>
+        <w:t>Source Type</w:t>
+      </w:r>
+      <w:r>
+        <w:t>: Entertainment</w:t>
+      </w:r>
+    </w:p>
+    <w:p>
+      <w:pPr>
+        <w:ind w:left="720"/>
+      </w:pPr>
+      <w:r>
+        <w:t xml:space="preserve">* </w:t>
+      </w:r>
+      <w:r>
+        <w:rPr>
+          <w:b/>
+          <w:bCs/>
+        </w:rPr>
+        <w:t>Download Source</w:t>
+      </w:r>
+      <w:r>
+        <w:t xml:space="preserve">: </w:t>
+      </w:r>
+      <w:hyperlink r:id="rId22" w:history="1">
+        <w:r>
+          <w:rPr>
+            <w:rStyle w:val="Hyperlink"/>
+          </w:rPr>
+          <w:t>https://www.youtube.com/watch?v=QB2VhJNsTog&amp;list=PL2ikZcZeJZa8a6fq6w4IvqOsAenfgody3&amp;index=18</w:t>
+        </w:r>
+      </w:hyperlink>
+      <w:r>
+        <w:t xml:space="preserve"> </w:t>
+      </w:r>
+      <w:r>
+        <w:br/>
+        <w:t xml:space="preserve">* </w:t>
+      </w:r>
+      <w:r>
+        <w:rPr>
+          <w:b/>
+          <w:bCs/>
+        </w:rPr>
+        <w:t>Download Method</w:t>
+      </w:r>
+      <w:r>
+        <w:t>: IDM</w:t>
+      </w:r>
+    </w:p>
+    <w:p>
+      <w:pPr>
+        <w:ind w:left="720"/>
+      </w:pPr>
+      <w:r>
+        <w:t xml:space="preserve">* </w:t>
+      </w:r>
+      <w:r>
+        <w:rPr>
+          <w:b/>
+          <w:bCs/>
+        </w:rPr>
+        <w:t>Download Format</w:t>
+      </w:r>
+      <w:r>
+        <w:t>: .mp4</w:t>
+      </w:r>
+    </w:p>
+    <w:p>
+      <w:pPr>
+        <w:ind w:left="720"/>
+      </w:pPr>
+      <w:r>
+        <w:t xml:space="preserve">* </w:t>
+      </w:r>
+      <w:r>
+        <w:rPr>
+          <w:b/>
+          <w:bCs/>
+        </w:rPr>
+        <w:t>Download Quality</w:t>
+      </w:r>
+      <w:r>
+        <w:t>: 720p HD - Medium (HD Ready)</w:t>
+      </w:r>
+    </w:p>
+    <w:p>
+      <w:pPr>
+        <w:ind w:left="720"/>
+      </w:pPr>
+      <w:r>
+        <w:t xml:space="preserve">* </w:t>
+      </w:r>
+      <w:r>
+        <w:rPr>
+          <w:b/>
+          <w:bCs/>
+        </w:rPr>
+        <w:t>Download Date</w:t>
+      </w:r>
+      <w:r>
+        <w:t>: 9/16/2025</w:t>
       </w:r>
     </w:p>
     <w:p>
@@ -4802,7 +5006,7 @@
   <w:style w:type="paragraph" w:default="1" w:styleId="Normal">
     <w:name w:val="Normal"/>
     <w:qFormat/>
-    <w:rsid w:val="00991533"/>
+    <w:rsid w:val="00DB3665"/>
   </w:style>
   <w:style w:type="paragraph" w:styleId="Heading1">
     <w:name w:val="heading 1"/>

--- a/Strategy/Commandos Behind Enemy Lines (332 MB)/3-Media (1.04 GB)/3-Video/3-Gameplay/Spek/Source.docx
+++ b/Strategy/Commandos Behind Enemy Lines (332 MB)/3-Media (1.04 GB)/3-Video/3-Gameplay/Spek/Source.docx
@@ -4003,6 +4003,210 @@
       </w:r>
       <w:r>
         <w:br/>
+        <w:t xml:space="preserve">* </w:t>
+      </w:r>
+      <w:r>
+        <w:rPr>
+          <w:b/>
+          <w:bCs/>
+        </w:rPr>
+        <w:t>Download Method</w:t>
+      </w:r>
+      <w:r>
+        <w:t>: IDM</w:t>
+      </w:r>
+    </w:p>
+    <w:p>
+      <w:pPr>
+        <w:ind w:left="720"/>
+      </w:pPr>
+      <w:r>
+        <w:t xml:space="preserve">* </w:t>
+      </w:r>
+      <w:r>
+        <w:rPr>
+          <w:b/>
+          <w:bCs/>
+        </w:rPr>
+        <w:t>Download Format</w:t>
+      </w:r>
+      <w:r>
+        <w:t>: .mp4</w:t>
+      </w:r>
+    </w:p>
+    <w:p>
+      <w:pPr>
+        <w:ind w:left="720"/>
+      </w:pPr>
+      <w:r>
+        <w:t xml:space="preserve">* </w:t>
+      </w:r>
+      <w:r>
+        <w:rPr>
+          <w:b/>
+          <w:bCs/>
+        </w:rPr>
+        <w:t>Download Quality</w:t>
+      </w:r>
+      <w:r>
+        <w:t>: 720p HD - Medium (HD Ready)</w:t>
+      </w:r>
+    </w:p>
+    <w:p>
+      <w:pPr>
+        <w:ind w:left="720"/>
+      </w:pPr>
+      <w:r>
+        <w:t xml:space="preserve">* </w:t>
+      </w:r>
+      <w:r>
+        <w:rPr>
+          <w:b/>
+          <w:bCs/>
+        </w:rPr>
+        <w:t>Download Date</w:t>
+      </w:r>
+      <w:r>
+        <w:t>: 9/16/2025</w:t>
+      </w:r>
+    </w:p>
+    <w:p>
+      <w:pPr>
+        <w:ind w:left="720"/>
+      </w:pPr>
+      <w:r>
+        <w:t xml:space="preserve">* </w:t>
+      </w:r>
+      <w:r>
+        <w:rPr>
+          <w:b/>
+          <w:bCs/>
+        </w:rPr>
+        <w:t>Saved Location</w:t>
+      </w:r>
+      <w:r>
+        <w:t xml:space="preserve">: KINGSTON Games (F:)/Games/.. </w:t>
+      </w:r>
+    </w:p>
+    <w:p>
+      <w:pPr>
+        <w:ind w:left="720"/>
+      </w:pPr>
+      <w:r>
+        <w:t xml:space="preserve">* </w:t>
+      </w:r>
+      <w:r>
+        <w:rPr>
+          <w:b/>
+          <w:bCs/>
+        </w:rPr>
+        <w:t>Notes</w:t>
+      </w:r>
+      <w:r>
+        <w:t>:</w:t>
+      </w:r>
+    </w:p>
+    <w:p/>
+    <w:p>
+      <w:pPr>
+        <w:pStyle w:val="ListParagraph"/>
+        <w:numPr>
+          <w:ilvl w:val="0"/>
+          <w:numId w:val="2"/>
+        </w:numPr>
+      </w:pPr>
+      <w:r>
+        <w:lastRenderedPageBreak/>
+        <w:t xml:space="preserve">* </w:t>
+      </w:r>
+      <w:r>
+        <w:rPr>
+          <w:b/>
+          <w:bCs/>
+        </w:rPr>
+        <w:t>Download Name</w:t>
+      </w:r>
+      <w:r>
+        <w:t>: [</w:t>
+      </w:r>
+      <w:r>
+        <w:t>Commandos_ Behind Enemy Lines -- Mission 19_ Frustrate Retaliation</w:t>
+      </w:r>
+      <w:r>
+        <w:t>.mp4] [</w:t>
+      </w:r>
+      <w:r>
+        <w:t>Commandos: Behind Enemy Lines -- Mission 19: Frustrate Retaliation</w:t>
+      </w:r>
+      <w:r>
+        <w:t>]</w:t>
+      </w:r>
+    </w:p>
+    <w:p>
+      <w:pPr>
+        <w:ind w:left="720"/>
+      </w:pPr>
+      <w:r>
+        <w:t xml:space="preserve">* </w:t>
+      </w:r>
+      <w:r>
+        <w:rPr>
+          <w:b/>
+          <w:bCs/>
+        </w:rPr>
+        <w:t>Download Type</w:t>
+      </w:r>
+      <w:r>
+        <w:t>: Video</w:t>
+      </w:r>
+    </w:p>
+    <w:p>
+      <w:pPr>
+        <w:ind w:left="720"/>
+      </w:pPr>
+      <w:r>
+        <w:t xml:space="preserve">* </w:t>
+      </w:r>
+      <w:r>
+        <w:rPr>
+          <w:b/>
+          <w:bCs/>
+        </w:rPr>
+        <w:t>Source Type</w:t>
+      </w:r>
+      <w:r>
+        <w:t>: Entertainment</w:t>
+      </w:r>
+    </w:p>
+    <w:p>
+      <w:pPr>
+        <w:ind w:left="720"/>
+      </w:pPr>
+      <w:r>
+        <w:t xml:space="preserve">* </w:t>
+      </w:r>
+      <w:r>
+        <w:rPr>
+          <w:b/>
+          <w:bCs/>
+        </w:rPr>
+        <w:t>Download Source</w:t>
+      </w:r>
+      <w:r>
+        <w:t xml:space="preserve">: </w:t>
+      </w:r>
+      <w:hyperlink r:id="rId23" w:history="1">
+        <w:r>
+          <w:rPr>
+            <w:rStyle w:val="Hyperlink"/>
+          </w:rPr>
+          <w:t>https://www.youtube.com/watch?v=wMeKfSxC--k&amp;list=PL2ikZcZeJZa8a6fq6w4IvqOsAenfgody3&amp;index=19</w:t>
+        </w:r>
+      </w:hyperlink>
+      <w:r>
+        <w:br/>
+      </w:r>
+      <w:r>
         <w:t xml:space="preserve">* </w:t>
       </w:r>
       <w:r>
@@ -5006,7 +5210,7 @@
   <w:style w:type="paragraph" w:default="1" w:styleId="Normal">
     <w:name w:val="Normal"/>
     <w:qFormat/>
-    <w:rsid w:val="00DB3665"/>
+    <w:rsid w:val="001E6DF9"/>
   </w:style>
   <w:style w:type="paragraph" w:styleId="Heading1">
     <w:name w:val="heading 1"/>
@@ -5210,7 +5414,6 @@
   <w:style w:type="character" w:default="1" w:styleId="DefaultParagraphFont">
     <w:name w:val="Default Paragraph Font"/>
     <w:uiPriority w:val="1"/>
-    <w:semiHidden/>
     <w:unhideWhenUsed/>
   </w:style>
   <w:style w:type="table" w:default="1" w:styleId="TableNormal">

--- a/Strategy/Commandos Behind Enemy Lines (332 MB)/3-Media (1.04 GB)/3-Video/3-Gameplay/Spek/Source.docx
+++ b/Strategy/Commandos Behind Enemy Lines (332 MB)/3-Media (1.04 GB)/3-Video/3-Gameplay/Spek/Source.docx
@@ -252,7 +252,15 @@
         <w:t xml:space="preserve">: </w:t>
       </w:r>
       <w:r>
-        <w:t xml:space="preserve">KINGSTON Games (F:)/Games/.. </w:t>
+        <w:t>KINGSTON Games (F:)/Games</w:t>
+      </w:r>
+      <w:proofErr w:type="gramStart"/>
+      <w:r>
+        <w:t>/..</w:t>
+      </w:r>
+      <w:proofErr w:type="gramEnd"/>
+      <w:r>
+        <w:t xml:space="preserve"> </w:t>
       </w:r>
       <w:r>
         <w:br/>
@@ -500,7 +508,15 @@
         <w:t xml:space="preserve">: </w:t>
       </w:r>
       <w:r>
-        <w:t xml:space="preserve">KINGSTON Games (F:)/Games/.. </w:t>
+        <w:t>KINGSTON Games (F:)/Games</w:t>
+      </w:r>
+      <w:proofErr w:type="gramStart"/>
+      <w:r>
+        <w:t>/..</w:t>
+      </w:r>
+      <w:proofErr w:type="gramEnd"/>
+      <w:r>
+        <w:t xml:space="preserve"> </w:t>
       </w:r>
       <w:r>
         <w:br/>
@@ -733,7 +749,15 @@
         <w:t xml:space="preserve">: </w:t>
       </w:r>
       <w:r>
-        <w:t xml:space="preserve">KINGSTON Games (F:)/Games/.. </w:t>
+        <w:t>KINGSTON Games (F:)/Games</w:t>
+      </w:r>
+      <w:proofErr w:type="gramStart"/>
+      <w:r>
+        <w:t>/..</w:t>
+      </w:r>
+      <w:proofErr w:type="gramEnd"/>
+      <w:r>
+        <w:t xml:space="preserve"> </w:t>
       </w:r>
       <w:r>
         <w:br/>
@@ -973,7 +997,15 @@
         <w:t xml:space="preserve">: </w:t>
       </w:r>
       <w:r>
-        <w:t xml:space="preserve">KINGSTON Games (F:)/Games/.. </w:t>
+        <w:t>KINGSTON Games (F:)/Games</w:t>
+      </w:r>
+      <w:proofErr w:type="gramStart"/>
+      <w:r>
+        <w:t>/..</w:t>
+      </w:r>
+      <w:proofErr w:type="gramEnd"/>
+      <w:r>
+        <w:t xml:space="preserve"> </w:t>
       </w:r>
       <w:r>
         <w:br/>
@@ -1199,7 +1231,15 @@
         <w:t xml:space="preserve">: </w:t>
       </w:r>
       <w:r>
-        <w:t xml:space="preserve">KINGSTON Games (F:)/Games/.. </w:t>
+        <w:t>KINGSTON Games (F:)/Games</w:t>
+      </w:r>
+      <w:proofErr w:type="gramStart"/>
+      <w:r>
+        <w:t>/..</w:t>
+      </w:r>
+      <w:proofErr w:type="gramEnd"/>
+      <w:r>
+        <w:t xml:space="preserve"> </w:t>
       </w:r>
       <w:r>
         <w:br/>
@@ -1436,7 +1476,15 @@
         <w:t xml:space="preserve">: </w:t>
       </w:r>
       <w:r>
-        <w:t xml:space="preserve">KINGSTON Games (F:)/Games/.. </w:t>
+        <w:t>KINGSTON Games (F:)/Games</w:t>
+      </w:r>
+      <w:proofErr w:type="gramStart"/>
+      <w:r>
+        <w:t>/..</w:t>
+      </w:r>
+      <w:proofErr w:type="gramEnd"/>
+      <w:r>
+        <w:t xml:space="preserve"> </w:t>
       </w:r>
       <w:r>
         <w:br/>
@@ -1688,7 +1736,15 @@
         <w:t xml:space="preserve">: </w:t>
       </w:r>
       <w:r>
-        <w:t xml:space="preserve">KINGSTON Games (F:)/Games/.. </w:t>
+        <w:t>KINGSTON Games (F:)/Games</w:t>
+      </w:r>
+      <w:proofErr w:type="gramStart"/>
+      <w:r>
+        <w:t>/..</w:t>
+      </w:r>
+      <w:proofErr w:type="gramEnd"/>
+      <w:r>
+        <w:t xml:space="preserve"> </w:t>
       </w:r>
       <w:r>
         <w:br/>
@@ -1930,7 +1986,15 @@
         <w:t xml:space="preserve">: </w:t>
       </w:r>
       <w:r>
-        <w:t xml:space="preserve">KINGSTON Games (F:)/Games/.. </w:t>
+        <w:t>KINGSTON Games (F:)/Games</w:t>
+      </w:r>
+      <w:proofErr w:type="gramStart"/>
+      <w:r>
+        <w:t>/..</w:t>
+      </w:r>
+      <w:proofErr w:type="gramEnd"/>
+      <w:r>
+        <w:t xml:space="preserve"> </w:t>
       </w:r>
       <w:r>
         <w:br/>
@@ -2173,7 +2237,15 @@
         <w:t xml:space="preserve">: </w:t>
       </w:r>
       <w:r>
-        <w:t xml:space="preserve">KINGSTON Games (F:)/Games/.. </w:t>
+        <w:t>KINGSTON Games (F:)/Games</w:t>
+      </w:r>
+      <w:proofErr w:type="gramStart"/>
+      <w:r>
+        <w:t>/..</w:t>
+      </w:r>
+      <w:proofErr w:type="gramEnd"/>
+      <w:r>
+        <w:t xml:space="preserve"> </w:t>
       </w:r>
       <w:r>
         <w:br/>
@@ -2412,7 +2484,15 @@
         <w:t xml:space="preserve">: </w:t>
       </w:r>
       <w:r>
-        <w:t xml:space="preserve">KINGSTON Games (F:)/Games/.. </w:t>
+        <w:t>KINGSTON Games (F:)/Games</w:t>
+      </w:r>
+      <w:proofErr w:type="gramStart"/>
+      <w:r>
+        <w:t>/..</w:t>
+      </w:r>
+      <w:proofErr w:type="gramEnd"/>
+      <w:r>
+        <w:t xml:space="preserve"> </w:t>
       </w:r>
       <w:r>
         <w:br/>
@@ -2618,7 +2698,15 @@
         <w:t>Saved Location</w:t>
       </w:r>
       <w:r>
-        <w:t xml:space="preserve">: KINGSTON Games (F:)/Games/.. </w:t>
+        <w:t>: KINGSTON Games (F:)/Games</w:t>
+      </w:r>
+      <w:proofErr w:type="gramStart"/>
+      <w:r>
+        <w:t>/..</w:t>
+      </w:r>
+      <w:proofErr w:type="gramEnd"/>
+      <w:r>
+        <w:t xml:space="preserve"> </w:t>
       </w:r>
     </w:p>
     <w:p>
@@ -2821,7 +2909,15 @@
         <w:t>Saved Location</w:t>
       </w:r>
       <w:r>
-        <w:t xml:space="preserve">: KINGSTON Games (F:)/Games/.. </w:t>
+        <w:t>: KINGSTON Games (F:)/Games</w:t>
+      </w:r>
+      <w:proofErr w:type="gramStart"/>
+      <w:r>
+        <w:t>/..</w:t>
+      </w:r>
+      <w:proofErr w:type="gramEnd"/>
+      <w:r>
+        <w:t xml:space="preserve"> </w:t>
       </w:r>
     </w:p>
     <w:p>
@@ -3038,7 +3134,15 @@
         <w:t>Saved Location</w:t>
       </w:r>
       <w:r>
-        <w:t xml:space="preserve">: KINGSTON Games (F:)/Games/.. </w:t>
+        <w:t>: KINGSTON Games (F:)/Games</w:t>
+      </w:r>
+      <w:proofErr w:type="gramStart"/>
+      <w:r>
+        <w:t>/..</w:t>
+      </w:r>
+      <w:proofErr w:type="gramEnd"/>
+      <w:r>
+        <w:t xml:space="preserve"> </w:t>
       </w:r>
     </w:p>
     <w:p>
@@ -3251,7 +3355,15 @@
         <w:t>Saved Location</w:t>
       </w:r>
       <w:r>
-        <w:t xml:space="preserve">: KINGSTON Games (F:)/Games/.. </w:t>
+        <w:t>: KINGSTON Games (F:)/Games</w:t>
+      </w:r>
+      <w:proofErr w:type="gramStart"/>
+      <w:r>
+        <w:t>/..</w:t>
+      </w:r>
+      <w:proofErr w:type="gramEnd"/>
+      <w:r>
+        <w:t xml:space="preserve"> </w:t>
       </w:r>
     </w:p>
     <w:p>
@@ -3463,7 +3575,15 @@
         <w:t>Saved Location</w:t>
       </w:r>
       <w:r>
-        <w:t xml:space="preserve">: KINGSTON Games (F:)/Games/.. </w:t>
+        <w:t>: KINGSTON Games (F:)/Games</w:t>
+      </w:r>
+      <w:proofErr w:type="gramStart"/>
+      <w:r>
+        <w:t>/..</w:t>
+      </w:r>
+      <w:proofErr w:type="gramEnd"/>
+      <w:r>
+        <w:t xml:space="preserve"> </w:t>
       </w:r>
     </w:p>
     <w:p>
@@ -3670,7 +3790,15 @@
         <w:t>Saved Location</w:t>
       </w:r>
       <w:r>
-        <w:t xml:space="preserve">: KINGSTON Games (F:)/Games/.. </w:t>
+        <w:t>: KINGSTON Games (F:)/Games</w:t>
+      </w:r>
+      <w:proofErr w:type="gramStart"/>
+      <w:r>
+        <w:t>/..</w:t>
+      </w:r>
+      <w:proofErr w:type="gramEnd"/>
+      <w:r>
+        <w:t xml:space="preserve"> </w:t>
       </w:r>
     </w:p>
     <w:p>
@@ -3881,7 +4009,15 @@
         <w:t>Saved Location</w:t>
       </w:r>
       <w:r>
-        <w:t xml:space="preserve">: KINGSTON Games (F:)/Games/.. </w:t>
+        <w:t>: KINGSTON Games (F:)/Games</w:t>
+      </w:r>
+      <w:proofErr w:type="gramStart"/>
+      <w:r>
+        <w:t>/..</w:t>
+      </w:r>
+      <w:proofErr w:type="gramEnd"/>
+      <w:r>
+        <w:t xml:space="preserve"> </w:t>
       </w:r>
     </w:p>
     <w:p>
@@ -4085,7 +4221,15 @@
         <w:t>Saved Location</w:t>
       </w:r>
       <w:r>
-        <w:t xml:space="preserve">: KINGSTON Games (F:)/Games/.. </w:t>
+        <w:t>: KINGSTON Games (F:)/Games</w:t>
+      </w:r>
+      <w:proofErr w:type="gramStart"/>
+      <w:r>
+        <w:t>/..</w:t>
+      </w:r>
+      <w:proofErr w:type="gramEnd"/>
+      <w:r>
+        <w:t xml:space="preserve"> </w:t>
       </w:r>
     </w:p>
     <w:p>
@@ -4289,7 +4433,15 @@
         <w:t>Saved Location</w:t>
       </w:r>
       <w:r>
-        <w:t xml:space="preserve">: KINGSTON Games (F:)/Games/.. </w:t>
+        <w:t>: KINGSTON Games (F:)/Games</w:t>
+      </w:r>
+      <w:proofErr w:type="gramStart"/>
+      <w:r>
+        <w:t>/..</w:t>
+      </w:r>
+      <w:proofErr w:type="gramEnd"/>
+      <w:r>
+        <w:t xml:space="preserve"> </w:t>
       </w:r>
     </w:p>
     <w:p>
@@ -4310,6 +4462,219 @@
         <w:t>:</w:t>
       </w:r>
     </w:p>
+    <w:p/>
+    <w:p>
+      <w:pPr>
+        <w:pStyle w:val="ListParagraph"/>
+        <w:numPr>
+          <w:ilvl w:val="0"/>
+          <w:numId w:val="2"/>
+        </w:numPr>
+      </w:pPr>
+      <w:r>
+        <w:t xml:space="preserve">* </w:t>
+      </w:r>
+      <w:r>
+        <w:rPr>
+          <w:b/>
+          <w:bCs/>
+        </w:rPr>
+        <w:t>Download Name</w:t>
+      </w:r>
+      <w:r>
+        <w:t>: [</w:t>
+      </w:r>
+      <w:r>
+        <w:t>Commandos_ Behind Enemy Lines -- Mission 20_ Operation Valhalla</w:t>
+      </w:r>
+      <w:r>
+        <w:t>.mp4] [</w:t>
+      </w:r>
+      <w:r>
+        <w:t>Commandos: Behind Enemy Lines -- Mission 20: Operation Valhalla</w:t>
+      </w:r>
+      <w:r>
+        <w:t>]</w:t>
+      </w:r>
+    </w:p>
+    <w:p>
+      <w:pPr>
+        <w:ind w:left="720"/>
+      </w:pPr>
+      <w:r>
+        <w:t xml:space="preserve">* </w:t>
+      </w:r>
+      <w:r>
+        <w:rPr>
+          <w:b/>
+          <w:bCs/>
+        </w:rPr>
+        <w:t>Download Type</w:t>
+      </w:r>
+      <w:r>
+        <w:t>: Video</w:t>
+      </w:r>
+    </w:p>
+    <w:p>
+      <w:pPr>
+        <w:ind w:left="720"/>
+      </w:pPr>
+      <w:r>
+        <w:t xml:space="preserve">* </w:t>
+      </w:r>
+      <w:r>
+        <w:rPr>
+          <w:b/>
+          <w:bCs/>
+        </w:rPr>
+        <w:t>Source Type</w:t>
+      </w:r>
+      <w:r>
+        <w:t>: Entertainment</w:t>
+      </w:r>
+    </w:p>
+    <w:p>
+      <w:pPr>
+        <w:ind w:left="720"/>
+      </w:pPr>
+      <w:r>
+        <w:t xml:space="preserve">* </w:t>
+      </w:r>
+      <w:r>
+        <w:rPr>
+          <w:b/>
+          <w:bCs/>
+        </w:rPr>
+        <w:t>Download Source</w:t>
+      </w:r>
+      <w:r>
+        <w:t xml:space="preserve">: </w:t>
+      </w:r>
+      <w:hyperlink r:id="rId24" w:history="1">
+        <w:r>
+          <w:rPr>
+            <w:rStyle w:val="Hyperlink"/>
+          </w:rPr>
+          <w:t>https://www.youtube.com/watch?v=GG9lo8aC4vc&amp;list=PL2ikZcZeJZa8a6fq6w4IvqOsAenfgody3&amp;index=20</w:t>
+        </w:r>
+      </w:hyperlink>
+      <w:r>
+        <w:t xml:space="preserve"> </w:t>
+      </w:r>
+      <w:r>
+        <w:br/>
+        <w:t xml:space="preserve">* </w:t>
+      </w:r>
+      <w:r>
+        <w:rPr>
+          <w:b/>
+          <w:bCs/>
+        </w:rPr>
+        <w:t>Download Method</w:t>
+      </w:r>
+      <w:r>
+        <w:t>: IDM</w:t>
+      </w:r>
+    </w:p>
+    <w:p>
+      <w:pPr>
+        <w:ind w:left="720"/>
+      </w:pPr>
+      <w:r>
+        <w:t xml:space="preserve">* </w:t>
+      </w:r>
+      <w:r>
+        <w:rPr>
+          <w:b/>
+          <w:bCs/>
+        </w:rPr>
+        <w:t>Download Format</w:t>
+      </w:r>
+      <w:r>
+        <w:t>: .mp4</w:t>
+      </w:r>
+    </w:p>
+    <w:p>
+      <w:pPr>
+        <w:ind w:left="720"/>
+      </w:pPr>
+      <w:r>
+        <w:t xml:space="preserve">* </w:t>
+      </w:r>
+      <w:r>
+        <w:rPr>
+          <w:b/>
+          <w:bCs/>
+        </w:rPr>
+        <w:t>Download Quality</w:t>
+      </w:r>
+      <w:r>
+        <w:t>: 720p HD - Medium (HD Ready)</w:t>
+      </w:r>
+    </w:p>
+    <w:p>
+      <w:pPr>
+        <w:ind w:left="720"/>
+      </w:pPr>
+      <w:r>
+        <w:t xml:space="preserve">* </w:t>
+      </w:r>
+      <w:r>
+        <w:rPr>
+          <w:b/>
+          <w:bCs/>
+        </w:rPr>
+        <w:t>Download Date</w:t>
+      </w:r>
+      <w:r>
+        <w:t>: 9/16/2025</w:t>
+      </w:r>
+    </w:p>
+    <w:p>
+      <w:pPr>
+        <w:ind w:left="720"/>
+      </w:pPr>
+      <w:r>
+        <w:t xml:space="preserve">* </w:t>
+      </w:r>
+      <w:r>
+        <w:rPr>
+          <w:b/>
+          <w:bCs/>
+        </w:rPr>
+        <w:t>Saved Location</w:t>
+      </w:r>
+      <w:r>
+        <w:t>: KINGSTON Games (F:)/Games</w:t>
+      </w:r>
+      <w:proofErr w:type="gramStart"/>
+      <w:r>
+        <w:t>/..</w:t>
+      </w:r>
+      <w:proofErr w:type="gramEnd"/>
+      <w:r>
+        <w:t xml:space="preserve"> </w:t>
+      </w:r>
+    </w:p>
+    <w:p>
+      <w:pPr>
+        <w:ind w:left="720"/>
+      </w:pPr>
+      <w:r>
+        <w:t xml:space="preserve">* </w:t>
+      </w:r>
+      <w:r>
+        <w:rPr>
+          <w:b/>
+          <w:bCs/>
+        </w:rPr>
+        <w:t>Notes</w:t>
+      </w:r>
+      <w:r>
+        <w:t>:</w:t>
+      </w:r>
+    </w:p>
+    <w:p/>
     <w:p/>
     <w:sectPr>
       <w:pgSz w:w="12240" w:h="15840"/>
@@ -5210,7 +5575,7 @@
   <w:style w:type="paragraph" w:default="1" w:styleId="Normal">
     <w:name w:val="Normal"/>
     <w:qFormat/>
-    <w:rsid w:val="001E6DF9"/>
+    <w:rsid w:val="00595B68"/>
   </w:style>
   <w:style w:type="paragraph" w:styleId="Heading1">
     <w:name w:val="heading 1"/>
@@ -5414,6 +5779,7 @@
   <w:style w:type="character" w:default="1" w:styleId="DefaultParagraphFont">
     <w:name w:val="Default Paragraph Font"/>
     <w:uiPriority w:val="1"/>
+    <w:semiHidden/>
     <w:unhideWhenUsed/>
   </w:style>
   <w:style w:type="table" w:default="1" w:styleId="TableNormal">
